--- a/public/downloads/my-voice-letter-and-picture-cards.docx
+++ b/public/downloads/my-voice-letter-and-picture-cards.docx
@@ -1322,6 +1322,7 @@
       </w:tr>
     </w:tbl>
     <w:sectPr>
+      <w:footerReference w:type="default" r:id="rId7"/>
       <w:pgSz w:w="12240" w:h="15840" w:orient="portrait"/>
       <w:pgMar w:top="1440" w:right="1440" w:bottom="1440" w:left="1440" w:header="708" w:footer="708" w:gutter="0"/>
       <w:pgNumType/>
@@ -1370,6 +1371,35 @@
     </w:p>
   </w:endnote>
 </w:endnotes>
+</file>
+
+<file path=word/footer1.xml><?xml version="1.0" encoding="utf-8"?>
+<w:ftr xmlns:wpc="http://schemas.microsoft.com/office/word/2010/wordprocessingCanvas" xmlns:mc="http://schemas.openxmlformats.org/markup-compatibility/2006" xmlns:o="urn:schemas-microsoft-com:office:office" xmlns:r="http://schemas.openxmlformats.org/officeDocument/2006/relationships" xmlns:m="http://schemas.openxmlformats.org/officeDocument/2006/math" xmlns:v="urn:schemas-microsoft-com:vml" xmlns:wp14="http://schemas.microsoft.com/office/word/2010/wordprocessingDrawing" xmlns:wp="http://schemas.openxmlformats.org/drawingml/2006/wordprocessingDrawing" xmlns:w10="urn:schemas-microsoft-com:office:word" xmlns:w="http://schemas.openxmlformats.org/wordprocessingml/2006/main" xmlns:w14="http://schemas.microsoft.com/office/word/2010/wordml" xmlns:w15="http://schemas.microsoft.com/office/word/2012/wordml" xmlns:wpg="http://schemas.microsoft.com/office/word/2010/wordprocessingGroup" xmlns:wpi="http://schemas.microsoft.com/office/word/2010/wordprocessingInk" xmlns:wne="http://schemas.microsoft.com/office/word/2006/wordml" xmlns:wps="http://schemas.microsoft.com/office/word/2010/wordprocessingShape">
+  <w:p>
+    <w:pPr>
+      <w:jc w:val="right"/>
+    </w:pPr>
+    <w:r>
+      <w:rPr>
+        <w:color w:val="5A6473"/>
+        <w:sz w:val="16"/>
+        <w:szCs w:val="16"/>
+      </w:rPr>
+      <w:t xml:space="preserve">My Voice  ·  Learning Bridge+ (Cox's Bazar)    </w:t>
+    </w:r>
+    <w:r>
+      <w:rPr>
+        <w:color w:val="5A6473"/>
+        <w:sz w:val="16"/>
+        <w:szCs w:val="16"/>
+      </w:rPr>
+      <w:fldChar w:fldCharType="begin"/>
+      <w:instrText xml:space="preserve">PAGE</w:instrText>
+      <w:fldChar w:fldCharType="separate"/>
+      <w:fldChar w:fldCharType="end"/>
+    </w:r>
+  </w:p>
+</w:ftr>
 </file>
 
 <file path=word/footnotes.xml><?xml version="1.0" encoding="utf-8"?>

--- a/public/downloads/my-voice-letter-and-picture-cards.docx
+++ b/public/downloads/my-voice-letter-and-picture-cards.docx
@@ -19,7 +19,7 @@
     </w:p>
     <w:p>
       <w:pPr>
-        <w:spacing w:after="160" w:before="0"/>
+        <w:spacing w:after="160" w:before="0" w:line="300"/>
       </w:pPr>
       <w:r>
         <w:rPr>
@@ -33,15 +33,16 @@
     <w:p>
       <w:pPr>
         <w:pStyle w:val="Heading2"/>
-        <w:spacing w:after="80" w:before="200"/>
+        <w:keepNext/>
+        <w:spacing w:after="100" w:before="280"/>
       </w:pPr>
       <w:r>
         <w:rPr>
           <w:b/>
           <w:bCs/>
           <w:color w:val="7A3B69"/>
-          <w:sz w:val="26"/>
-          <w:szCs w:val="26"/>
+          <w:sz w:val="28"/>
+          <w:szCs w:val="28"/>
         </w:rPr>
         <w:t xml:space="preserve">Alphabet cards</w:t>
       </w:r>
@@ -676,22 +677,23 @@
     <w:p>
       <w:pPr>
         <w:pStyle w:val="Heading2"/>
-        <w:spacing w:after="80" w:before="200"/>
+        <w:keepNext/>
+        <w:spacing w:after="100" w:before="280"/>
       </w:pPr>
       <w:r>
         <w:rPr>
           <w:b/>
           <w:bCs/>
           <w:color w:val="7A3B69"/>
-          <w:sz w:val="26"/>
-          <w:szCs w:val="26"/>
+          <w:sz w:val="28"/>
+          <w:szCs w:val="28"/>
         </w:rPr>
         <w:t xml:space="preserve">Key sound cards</w:t>
       </w:r>
     </w:p>
     <w:p>
       <w:pPr>
-        <w:spacing w:after="120" w:before="0"/>
+        <w:spacing w:after="120" w:before="0" w:line="300"/>
       </w:pPr>
       <w:r>
         <w:rPr>
@@ -1055,22 +1057,23 @@
     <w:p>
       <w:pPr>
         <w:pStyle w:val="Heading2"/>
-        <w:spacing w:after="80" w:before="200"/>
+        <w:keepNext/>
+        <w:spacing w:after="100" w:before="280"/>
       </w:pPr>
       <w:r>
         <w:rPr>
           <w:b/>
           <w:bCs/>
           <w:color w:val="7A3B69"/>
-          <w:sz w:val="26"/>
-          <w:szCs w:val="26"/>
+          <w:sz w:val="28"/>
+          <w:szCs w:val="28"/>
         </w:rPr>
         <w:t xml:space="preserve">Picture-word cards (blank)</w:t>
       </w:r>
     </w:p>
     <w:p>
       <w:pPr>
-        <w:spacing w:after="120" w:before="0"/>
+        <w:spacing w:after="120" w:before="0" w:line="300"/>
       </w:pPr>
       <w:r>
         <w:rPr>
@@ -1323,8 +1326,8 @@
     </w:tbl>
     <w:sectPr>
       <w:footerReference w:type="default" r:id="rId7"/>
-      <w:pgSz w:w="12240" w:h="15840" w:orient="portrait"/>
-      <w:pgMar w:top="1440" w:right="1440" w:bottom="1440" w:left="1440" w:header="708" w:footer="708" w:gutter="0"/>
+      <w:pgSz w:w="11906" w:h="16838" w:orient="portrait"/>
+      <w:pgMar w:top="1134" w:right="1418" w:bottom="1021" w:left="1418" w:header="624" w:footer="510" w:gutter="0"/>
       <w:pgNumType/>
       <w:docGrid w:linePitch="360"/>
     </w:sectPr>
@@ -1377,21 +1380,40 @@
 <w:ftr xmlns:wpc="http://schemas.microsoft.com/office/word/2010/wordprocessingCanvas" xmlns:mc="http://schemas.openxmlformats.org/markup-compatibility/2006" xmlns:o="urn:schemas-microsoft-com:office:office" xmlns:r="http://schemas.openxmlformats.org/officeDocument/2006/relationships" xmlns:m="http://schemas.openxmlformats.org/officeDocument/2006/math" xmlns:v="urn:schemas-microsoft-com:vml" xmlns:wp14="http://schemas.microsoft.com/office/word/2010/wordprocessingDrawing" xmlns:wp="http://schemas.openxmlformats.org/drawingml/2006/wordprocessingDrawing" xmlns:w10="urn:schemas-microsoft-com:office:word" xmlns:w="http://schemas.openxmlformats.org/wordprocessingml/2006/main" xmlns:w14="http://schemas.microsoft.com/office/word/2010/wordml" xmlns:w15="http://schemas.microsoft.com/office/word/2012/wordml" xmlns:wpg="http://schemas.microsoft.com/office/word/2010/wordprocessingGroup" xmlns:wpi="http://schemas.microsoft.com/office/word/2010/wordprocessingInk" xmlns:wne="http://schemas.microsoft.com/office/word/2006/wordml" xmlns:wps="http://schemas.microsoft.com/office/word/2010/wordprocessingShape">
   <w:p>
     <w:pPr>
-      <w:jc w:val="right"/>
+      <w:pBdr>
+        <w:top w:val="single" w:color="B9B3A6" w:sz="4"/>
+      </w:pBdr>
+      <w:tabs>
+        <w:tab w:val="right" w:pos="9070"/>
+      </w:tabs>
+      <w:spacing w:before="60"/>
     </w:pPr>
     <w:r>
       <w:rPr>
         <w:color w:val="5A6473"/>
-        <w:sz w:val="16"/>
-        <w:szCs w:val="16"/>
+        <w:sz w:val="15"/>
+        <w:szCs w:val="15"/>
       </w:rPr>
-      <w:t xml:space="preserve">My Voice  ·  Learning Bridge+ (Cox's Bazar)    </w:t>
+      <w:t xml:space="preserve">My Voice  ·  Learning Bridge+ (Cox's Bazar)</w:t>
+    </w:r>
+    <w:r>
+      <w:t xml:space="preserve">	</w:t>
     </w:r>
     <w:r>
       <w:rPr>
         <w:color w:val="5A6473"/>
-        <w:sz w:val="16"/>
-        <w:szCs w:val="16"/>
+        <w:sz w:val="15"/>
+        <w:szCs w:val="15"/>
+      </w:rPr>
+      <w:t xml:space="preserve">page </w:t>
+    </w:r>
+    <w:r>
+      <w:rPr>
+        <w:b/>
+        <w:bCs/>
+        <w:color w:val="5A6473"/>
+        <w:sz w:val="15"/>
+        <w:szCs w:val="15"/>
       </w:rPr>
       <w:fldChar w:fldCharType="begin"/>
       <w:instrText xml:space="preserve">PAGE</w:instrText>
@@ -1525,6 +1547,66 @@
       </w:pPr>
     </w:lvl>
   </w:abstractNum>
+  <w:abstractNum w:abstractNumId="2" w15:restartNumberingAfterBreak="0">
+    <w:multiLevelType w:val="hybridMultilevel"/>
+    <w:lvl w:ilvl="0" w15:tentative="1">
+      <w:start w:val="1"/>
+      <w:numFmt w:val="decimal"/>
+      <w:lvlText w:val="%1."/>
+      <w:lvlJc w:val="start"/>
+      <w:pPr>
+        <w:ind w:left="460" w:hanging="260"/>
+      </w:pPr>
+    </w:lvl>
+  </w:abstractNum>
+  <w:abstractNum w:abstractNumId="3" w15:restartNumberingAfterBreak="0">
+    <w:multiLevelType w:val="hybridMultilevel"/>
+    <w:lvl w:ilvl="0" w15:tentative="1">
+      <w:start w:val="1"/>
+      <w:numFmt w:val="decimal"/>
+      <w:lvlText w:val="%1."/>
+      <w:lvlJc w:val="start"/>
+      <w:pPr>
+        <w:ind w:left="460" w:hanging="260"/>
+      </w:pPr>
+    </w:lvl>
+  </w:abstractNum>
+  <w:abstractNum w:abstractNumId="4" w15:restartNumberingAfterBreak="0">
+    <w:multiLevelType w:val="hybridMultilevel"/>
+    <w:lvl w:ilvl="0" w15:tentative="1">
+      <w:start w:val="1"/>
+      <w:numFmt w:val="decimal"/>
+      <w:lvlText w:val="%1."/>
+      <w:lvlJc w:val="start"/>
+      <w:pPr>
+        <w:ind w:left="460" w:hanging="260"/>
+      </w:pPr>
+    </w:lvl>
+  </w:abstractNum>
+  <w:abstractNum w:abstractNumId="5" w15:restartNumberingAfterBreak="0">
+    <w:multiLevelType w:val="hybridMultilevel"/>
+    <w:lvl w:ilvl="0" w15:tentative="1">
+      <w:start w:val="1"/>
+      <w:numFmt w:val="decimal"/>
+      <w:lvlText w:val="%1."/>
+      <w:lvlJc w:val="start"/>
+      <w:pPr>
+        <w:ind w:left="460" w:hanging="260"/>
+      </w:pPr>
+    </w:lvl>
+  </w:abstractNum>
+  <w:abstractNum w:abstractNumId="6" w15:restartNumberingAfterBreak="0">
+    <w:multiLevelType w:val="hybridMultilevel"/>
+    <w:lvl w:ilvl="0" w15:tentative="1">
+      <w:start w:val="1"/>
+      <w:numFmt w:val="decimal"/>
+      <w:lvlText w:val="%1."/>
+      <w:lvlJc w:val="start"/>
+      <w:pPr>
+        <w:ind w:left="460" w:hanging="260"/>
+      </w:pPr>
+    </w:lvl>
+  </w:abstractNum>
   <w:num w:numId="1">
     <w:abstractNumId w:val="1"/>
     <w:lvlOverride w:ilvl="0">
@@ -1544,7 +1626,11 @@
         <w:szCs w:val="22"/>
       </w:rPr>
     </w:rPrDefault>
-    <w:pPrDefault/>
+    <w:pPrDefault>
+      <w:pPr>
+        <w:spacing w:line="300"/>
+      </w:pPr>
+    </w:pPrDefault>
   </w:docDefaults>
   <w:style w:type="paragraph" w:styleId="Title">
     <w:name w:val="Title"/>

--- a/public/downloads/my-voice-letter-and-picture-cards.docx
+++ b/public/downloads/my-voice-letter-and-picture-cards.docx
@@ -14,7 +14,7 @@
           <w:sz w:val="34"/>
           <w:szCs w:val="34"/>
         </w:rPr>
-        <w:t xml:space="preserve">My Voice — letter &amp; picture cards</w:t>
+        <w:t xml:space="preserve">My Voice, letter &amp; picture cards</w:t>
       </w:r>
     </w:p>
     <w:p>
@@ -27,7 +27,7 @@
           <w:sz w:val="20"/>
           <w:szCs w:val="20"/>
         </w:rPr>
-        <w:t xml:space="preserve">Print and cut along the lines. Editable — change or add cards for your group.</w:t>
+        <w:t xml:space="preserve">Print and cut along the lines. Editable, change or add cards for your group.</w:t>
       </w:r>
     </w:p>
     <w:p>

--- a/public/downloads/my-voice-letter-and-picture-cards.docx
+++ b/public/downloads/my-voice-letter-and-picture-cards.docx
@@ -14,7 +14,7 @@
           <w:sz w:val="34"/>
           <w:szCs w:val="34"/>
         </w:rPr>
-        <w:t xml:space="preserve">My Voice, letter &amp; picture cards</w:t>
+        <w:t xml:space="preserve">My Voice - letter &amp; picture cards</w:t>
       </w:r>
     </w:p>
     <w:p>
@@ -27,7 +27,7 @@
           <w:sz w:val="20"/>
           <w:szCs w:val="20"/>
         </w:rPr>
-        <w:t xml:space="preserve">Print and cut along the lines. Editable, change or add cards for your group.</w:t>
+        <w:t xml:space="preserve">Print and cut along the lines. Editable - change or add cards for your group.</w:t>
       </w:r>
     </w:p>
     <w:p>

--- a/public/downloads/my-voice-letter-and-picture-cards.docx
+++ b/public/downloads/my-voice-letter-and-picture-cards.docx
@@ -60,10 +60,10 @@
         </w:tblBorders>
       </w:tblPr>
       <w:tblGrid>
-        <w:gridCol w:w="2700"/>
-        <w:gridCol w:w="2700"/>
-        <w:gridCol w:w="2700"/>
-        <w:gridCol w:w="2700"/>
+        <w:gridCol w:w="2267"/>
+        <w:gridCol w:w="2267"/>
+        <w:gridCol w:w="2267"/>
+        <w:gridCol w:w="2267"/>
       </w:tblGrid>
       <w:tr>
         <w:trPr>
@@ -71,7 +71,7 @@
         </w:trPr>
         <w:tc>
           <w:tcPr>
-            <w:tcW w:type="dxa" w:w="2700"/>
+            <w:tcW w:type="dxa" w:w="2267"/>
             <w:vAlign w:val="center"/>
           </w:tcPr>
           <w:p>
@@ -92,7 +92,7 @@
         </w:tc>
         <w:tc>
           <w:tcPr>
-            <w:tcW w:type="dxa" w:w="2700"/>
+            <w:tcW w:type="dxa" w:w="2267"/>
             <w:vAlign w:val="center"/>
           </w:tcPr>
           <w:p>
@@ -113,7 +113,7 @@
         </w:tc>
         <w:tc>
           <w:tcPr>
-            <w:tcW w:type="dxa" w:w="2700"/>
+            <w:tcW w:type="dxa" w:w="2267"/>
             <w:vAlign w:val="center"/>
           </w:tcPr>
           <w:p>
@@ -134,7 +134,7 @@
         </w:tc>
         <w:tc>
           <w:tcPr>
-            <w:tcW w:type="dxa" w:w="2700"/>
+            <w:tcW w:type="dxa" w:w="2267"/>
             <w:vAlign w:val="center"/>
           </w:tcPr>
           <w:p>
@@ -160,7 +160,7 @@
         </w:trPr>
         <w:tc>
           <w:tcPr>
-            <w:tcW w:type="dxa" w:w="2700"/>
+            <w:tcW w:type="dxa" w:w="2267"/>
             <w:vAlign w:val="center"/>
           </w:tcPr>
           <w:p>
@@ -181,7 +181,7 @@
         </w:tc>
         <w:tc>
           <w:tcPr>
-            <w:tcW w:type="dxa" w:w="2700"/>
+            <w:tcW w:type="dxa" w:w="2267"/>
             <w:vAlign w:val="center"/>
           </w:tcPr>
           <w:p>
@@ -202,7 +202,7 @@
         </w:tc>
         <w:tc>
           <w:tcPr>
-            <w:tcW w:type="dxa" w:w="2700"/>
+            <w:tcW w:type="dxa" w:w="2267"/>
             <w:vAlign w:val="center"/>
           </w:tcPr>
           <w:p>
@@ -223,7 +223,7 @@
         </w:tc>
         <w:tc>
           <w:tcPr>
-            <w:tcW w:type="dxa" w:w="2700"/>
+            <w:tcW w:type="dxa" w:w="2267"/>
             <w:vAlign w:val="center"/>
           </w:tcPr>
           <w:p>
@@ -249,7 +249,7 @@
         </w:trPr>
         <w:tc>
           <w:tcPr>
-            <w:tcW w:type="dxa" w:w="2700"/>
+            <w:tcW w:type="dxa" w:w="2267"/>
             <w:vAlign w:val="center"/>
           </w:tcPr>
           <w:p>
@@ -270,7 +270,7 @@
         </w:tc>
         <w:tc>
           <w:tcPr>
-            <w:tcW w:type="dxa" w:w="2700"/>
+            <w:tcW w:type="dxa" w:w="2267"/>
             <w:vAlign w:val="center"/>
           </w:tcPr>
           <w:p>
@@ -291,7 +291,7 @@
         </w:tc>
         <w:tc>
           <w:tcPr>
-            <w:tcW w:type="dxa" w:w="2700"/>
+            <w:tcW w:type="dxa" w:w="2267"/>
             <w:vAlign w:val="center"/>
           </w:tcPr>
           <w:p>
@@ -312,7 +312,7 @@
         </w:tc>
         <w:tc>
           <w:tcPr>
-            <w:tcW w:type="dxa" w:w="2700"/>
+            <w:tcW w:type="dxa" w:w="2267"/>
             <w:vAlign w:val="center"/>
           </w:tcPr>
           <w:p>
@@ -338,7 +338,7 @@
         </w:trPr>
         <w:tc>
           <w:tcPr>
-            <w:tcW w:type="dxa" w:w="2700"/>
+            <w:tcW w:type="dxa" w:w="2267"/>
             <w:vAlign w:val="center"/>
           </w:tcPr>
           <w:p>
@@ -359,7 +359,7 @@
         </w:tc>
         <w:tc>
           <w:tcPr>
-            <w:tcW w:type="dxa" w:w="2700"/>
+            <w:tcW w:type="dxa" w:w="2267"/>
             <w:vAlign w:val="center"/>
           </w:tcPr>
           <w:p>
@@ -380,7 +380,7 @@
         </w:tc>
         <w:tc>
           <w:tcPr>
-            <w:tcW w:type="dxa" w:w="2700"/>
+            <w:tcW w:type="dxa" w:w="2267"/>
             <w:vAlign w:val="center"/>
           </w:tcPr>
           <w:p>
@@ -401,7 +401,7 @@
         </w:tc>
         <w:tc>
           <w:tcPr>
-            <w:tcW w:type="dxa" w:w="2700"/>
+            <w:tcW w:type="dxa" w:w="2267"/>
             <w:vAlign w:val="center"/>
           </w:tcPr>
           <w:p>
@@ -427,7 +427,7 @@
         </w:trPr>
         <w:tc>
           <w:tcPr>
-            <w:tcW w:type="dxa" w:w="2700"/>
+            <w:tcW w:type="dxa" w:w="2267"/>
             <w:vAlign w:val="center"/>
           </w:tcPr>
           <w:p>
@@ -448,7 +448,7 @@
         </w:tc>
         <w:tc>
           <w:tcPr>
-            <w:tcW w:type="dxa" w:w="2700"/>
+            <w:tcW w:type="dxa" w:w="2267"/>
             <w:vAlign w:val="center"/>
           </w:tcPr>
           <w:p>
@@ -469,7 +469,7 @@
         </w:tc>
         <w:tc>
           <w:tcPr>
-            <w:tcW w:type="dxa" w:w="2700"/>
+            <w:tcW w:type="dxa" w:w="2267"/>
             <w:vAlign w:val="center"/>
           </w:tcPr>
           <w:p>
@@ -490,7 +490,7 @@
         </w:tc>
         <w:tc>
           <w:tcPr>
-            <w:tcW w:type="dxa" w:w="2700"/>
+            <w:tcW w:type="dxa" w:w="2267"/>
             <w:vAlign w:val="center"/>
           </w:tcPr>
           <w:p>
@@ -516,7 +516,7 @@
         </w:trPr>
         <w:tc>
           <w:tcPr>
-            <w:tcW w:type="dxa" w:w="2700"/>
+            <w:tcW w:type="dxa" w:w="2267"/>
             <w:vAlign w:val="center"/>
           </w:tcPr>
           <w:p>
@@ -537,7 +537,7 @@
         </w:tc>
         <w:tc>
           <w:tcPr>
-            <w:tcW w:type="dxa" w:w="2700"/>
+            <w:tcW w:type="dxa" w:w="2267"/>
             <w:vAlign w:val="center"/>
           </w:tcPr>
           <w:p>
@@ -558,7 +558,7 @@
         </w:tc>
         <w:tc>
           <w:tcPr>
-            <w:tcW w:type="dxa" w:w="2700"/>
+            <w:tcW w:type="dxa" w:w="2267"/>
             <w:vAlign w:val="center"/>
           </w:tcPr>
           <w:p>
@@ -579,7 +579,7 @@
         </w:tc>
         <w:tc>
           <w:tcPr>
-            <w:tcW w:type="dxa" w:w="2700"/>
+            <w:tcW w:type="dxa" w:w="2267"/>
             <w:vAlign w:val="center"/>
           </w:tcPr>
           <w:p>
@@ -605,7 +605,7 @@
         </w:trPr>
         <w:tc>
           <w:tcPr>
-            <w:tcW w:type="dxa" w:w="2700"/>
+            <w:tcW w:type="dxa" w:w="2267"/>
             <w:vAlign w:val="center"/>
           </w:tcPr>
           <w:p>
@@ -626,7 +626,7 @@
         </w:tc>
         <w:tc>
           <w:tcPr>
-            <w:tcW w:type="dxa" w:w="2700"/>
+            <w:tcW w:type="dxa" w:w="2267"/>
             <w:vAlign w:val="center"/>
           </w:tcPr>
           <w:p>
@@ -647,7 +647,7 @@
         </w:tc>
         <w:tc>
           <w:tcPr>
-            <w:tcW w:type="dxa" w:w="2700"/>
+            <w:tcW w:type="dxa" w:w="2267"/>
             <w:vAlign w:val="center"/>
           </w:tcPr>
           <w:p>
@@ -658,7 +658,7 @@
         </w:tc>
         <w:tc>
           <w:tcPr>
-            <w:tcW w:type="dxa" w:w="2700"/>
+            <w:tcW w:type="dxa" w:w="2267"/>
             <w:vAlign w:val="center"/>
           </w:tcPr>
           <w:p>
@@ -717,10 +717,10 @@
         </w:tblBorders>
       </w:tblPr>
       <w:tblGrid>
-        <w:gridCol w:w="2700"/>
-        <w:gridCol w:w="2700"/>
-        <w:gridCol w:w="2700"/>
-        <w:gridCol w:w="2700"/>
+        <w:gridCol w:w="2267"/>
+        <w:gridCol w:w="2267"/>
+        <w:gridCol w:w="2267"/>
+        <w:gridCol w:w="2267"/>
       </w:tblGrid>
       <w:tr>
         <w:trPr>
@@ -728,7 +728,7 @@
         </w:trPr>
         <w:tc>
           <w:tcPr>
-            <w:tcW w:type="dxa" w:w="2700"/>
+            <w:tcW w:type="dxa" w:w="2267"/>
             <w:vAlign w:val="center"/>
           </w:tcPr>
           <w:p>
@@ -749,7 +749,7 @@
         </w:tc>
         <w:tc>
           <w:tcPr>
-            <w:tcW w:type="dxa" w:w="2700"/>
+            <w:tcW w:type="dxa" w:w="2267"/>
             <w:vAlign w:val="center"/>
           </w:tcPr>
           <w:p>
@@ -770,7 +770,7 @@
         </w:tc>
         <w:tc>
           <w:tcPr>
-            <w:tcW w:type="dxa" w:w="2700"/>
+            <w:tcW w:type="dxa" w:w="2267"/>
             <w:vAlign w:val="center"/>
           </w:tcPr>
           <w:p>
@@ -791,7 +791,7 @@
         </w:tc>
         <w:tc>
           <w:tcPr>
-            <w:tcW w:type="dxa" w:w="2700"/>
+            <w:tcW w:type="dxa" w:w="2267"/>
             <w:vAlign w:val="center"/>
           </w:tcPr>
           <w:p>
@@ -817,7 +817,7 @@
         </w:trPr>
         <w:tc>
           <w:tcPr>
-            <w:tcW w:type="dxa" w:w="2700"/>
+            <w:tcW w:type="dxa" w:w="2267"/>
             <w:vAlign w:val="center"/>
           </w:tcPr>
           <w:p>
@@ -838,7 +838,7 @@
         </w:tc>
         <w:tc>
           <w:tcPr>
-            <w:tcW w:type="dxa" w:w="2700"/>
+            <w:tcW w:type="dxa" w:w="2267"/>
             <w:vAlign w:val="center"/>
           </w:tcPr>
           <w:p>
@@ -859,7 +859,7 @@
         </w:tc>
         <w:tc>
           <w:tcPr>
-            <w:tcW w:type="dxa" w:w="2700"/>
+            <w:tcW w:type="dxa" w:w="2267"/>
             <w:vAlign w:val="center"/>
           </w:tcPr>
           <w:p>
@@ -880,7 +880,7 @@
         </w:tc>
         <w:tc>
           <w:tcPr>
-            <w:tcW w:type="dxa" w:w="2700"/>
+            <w:tcW w:type="dxa" w:w="2267"/>
             <w:vAlign w:val="center"/>
           </w:tcPr>
           <w:p>
@@ -906,7 +906,7 @@
         </w:trPr>
         <w:tc>
           <w:tcPr>
-            <w:tcW w:type="dxa" w:w="2700"/>
+            <w:tcW w:type="dxa" w:w="2267"/>
             <w:vAlign w:val="center"/>
           </w:tcPr>
           <w:p>
@@ -927,7 +927,7 @@
         </w:tc>
         <w:tc>
           <w:tcPr>
-            <w:tcW w:type="dxa" w:w="2700"/>
+            <w:tcW w:type="dxa" w:w="2267"/>
             <w:vAlign w:val="center"/>
           </w:tcPr>
           <w:p>
@@ -948,7 +948,7 @@
         </w:tc>
         <w:tc>
           <w:tcPr>
-            <w:tcW w:type="dxa" w:w="2700"/>
+            <w:tcW w:type="dxa" w:w="2267"/>
             <w:vAlign w:val="center"/>
           </w:tcPr>
           <w:p>
@@ -969,7 +969,7 @@
         </w:tc>
         <w:tc>
           <w:tcPr>
-            <w:tcW w:type="dxa" w:w="2700"/>
+            <w:tcW w:type="dxa" w:w="2267"/>
             <w:vAlign w:val="center"/>
           </w:tcPr>
           <w:p>
@@ -995,7 +995,7 @@
         </w:trPr>
         <w:tc>
           <w:tcPr>
-            <w:tcW w:type="dxa" w:w="2700"/>
+            <w:tcW w:type="dxa" w:w="2267"/>
             <w:vAlign w:val="center"/>
           </w:tcPr>
           <w:p>
@@ -1016,7 +1016,7 @@
         </w:tc>
         <w:tc>
           <w:tcPr>
-            <w:tcW w:type="dxa" w:w="2700"/>
+            <w:tcW w:type="dxa" w:w="2267"/>
             <w:vAlign w:val="center"/>
           </w:tcPr>
           <w:p>
@@ -1027,7 +1027,7 @@
         </w:tc>
         <w:tc>
           <w:tcPr>
-            <w:tcW w:type="dxa" w:w="2700"/>
+            <w:tcW w:type="dxa" w:w="2267"/>
             <w:vAlign w:val="center"/>
           </w:tcPr>
           <w:p>
@@ -1038,7 +1038,7 @@
         </w:tc>
         <w:tc>
           <w:tcPr>
-            <w:tcW w:type="dxa" w:w="2700"/>
+            <w:tcW w:type="dxa" w:w="2267"/>
             <w:vAlign w:val="center"/>
           </w:tcPr>
           <w:p>
@@ -1097,9 +1097,9 @@
         </w:tblBorders>
       </w:tblPr>
       <w:tblGrid>
-        <w:gridCol w:w="3600"/>
-        <w:gridCol w:w="3600"/>
-        <w:gridCol w:w="3600"/>
+        <w:gridCol w:w="3023"/>
+        <w:gridCol w:w="3023"/>
+        <w:gridCol w:w="3023"/>
       </w:tblGrid>
       <w:tr>
         <w:trPr>
@@ -1107,7 +1107,7 @@
         </w:trPr>
         <w:tc>
           <w:tcPr>
-            <w:tcW w:type="dxa" w:w="3600"/>
+            <w:tcW w:type="dxa" w:w="3023"/>
             <w:vAlign w:val="center"/>
           </w:tcPr>
           <w:p>
@@ -1130,7 +1130,7 @@
         </w:tc>
         <w:tc>
           <w:tcPr>
-            <w:tcW w:type="dxa" w:w="3600"/>
+            <w:tcW w:type="dxa" w:w="3023"/>
             <w:vAlign w:val="center"/>
           </w:tcPr>
           <w:p>
@@ -1153,7 +1153,7 @@
         </w:tc>
         <w:tc>
           <w:tcPr>
-            <w:tcW w:type="dxa" w:w="3600"/>
+            <w:tcW w:type="dxa" w:w="3023"/>
             <w:vAlign w:val="center"/>
           </w:tcPr>
           <w:p>
@@ -1181,7 +1181,7 @@
         </w:trPr>
         <w:tc>
           <w:tcPr>
-            <w:tcW w:type="dxa" w:w="3600"/>
+            <w:tcW w:type="dxa" w:w="3023"/>
             <w:vAlign w:val="center"/>
           </w:tcPr>
           <w:p>
@@ -1204,7 +1204,7 @@
         </w:tc>
         <w:tc>
           <w:tcPr>
-            <w:tcW w:type="dxa" w:w="3600"/>
+            <w:tcW w:type="dxa" w:w="3023"/>
             <w:vAlign w:val="center"/>
           </w:tcPr>
           <w:p>
@@ -1227,7 +1227,7 @@
         </w:tc>
         <w:tc>
           <w:tcPr>
-            <w:tcW w:type="dxa" w:w="3600"/>
+            <w:tcW w:type="dxa" w:w="3023"/>
             <w:vAlign w:val="center"/>
           </w:tcPr>
           <w:p>
@@ -1255,7 +1255,7 @@
         </w:trPr>
         <w:tc>
           <w:tcPr>
-            <w:tcW w:type="dxa" w:w="3600"/>
+            <w:tcW w:type="dxa" w:w="3023"/>
             <w:vAlign w:val="center"/>
           </w:tcPr>
           <w:p>
@@ -1278,7 +1278,7 @@
         </w:tc>
         <w:tc>
           <w:tcPr>
-            <w:tcW w:type="dxa" w:w="3600"/>
+            <w:tcW w:type="dxa" w:w="3023"/>
             <w:vAlign w:val="center"/>
           </w:tcPr>
           <w:p>
@@ -1301,7 +1301,7 @@
         </w:tc>
         <w:tc>
           <w:tcPr>
-            <w:tcW w:type="dxa" w:w="3600"/>
+            <w:tcW w:type="dxa" w:w="3023"/>
             <w:vAlign w:val="center"/>
           </w:tcPr>
           <w:p>
